--- a/OBE_Course_Manager_User_Guide.docx
+++ b/OBE_Course_Manager_User_Guide.docx
@@ -63,7 +63,7 @@
           <w:color w:val="083A32"/>
           <w:sz w:val="24"/>
         </w:rPr>
-        <w:t>Version 2.37  ·  September 2026</w:t>
+        <w:t>Version 2.38  ·  September 2026</w:t>
       </w:r>
     </w:p>
     <w:p>
@@ -2561,7 +2561,7 @@
           <w:color w:val="1F2A28"/>
           <w:sz w:val="22"/>
         </w:rPr>
-        <w:t>Instead, use the File menu at the top right — it always reads “File”, whatever is open — and choose Save to New File. The same actions are in Data &amp; Backup → File &amp; Backups, in the card headed Work on a File. Pick a folder that syncs to OneDrive, Google Drive or Dropbox. Or choose Open from Google Drive… / Save to Google Drive as… in the same menu: Google’s own file picker opens, the file lives in your Drive (or a folder your department shares), and OCM checks before every save that nobody else has changed it in between — if they have, it stops and asks instead of overwriting. Google Drive needs the hosted copy at mazhar17.github.io/ocm; the offline file on disk cannot sign in. Every change you make is now written to that file, and the file is backed up by your cloud service.</w:t>
+        <w:t>Instead, use the File menu at the top right — it always reads “File”, whatever is open — and choose Save to New File. The same actions are in Data &amp; Backup → File &amp; Backups, in the card headed Work on a File. Pick a folder that syncs to OneDrive, Google Drive or Dropbox. Or choose Open from Google Drive… / Save to Google Drive as… in the same menu. Saving asks for a file name and then offers two ways on: Save to My Drive, which puts the file at the top level and is what most people want, or Choose a folder… if your department keeps course files in one. The file lives in your Drive, and OCM checks before every save that nobody else has changed it in between — if they have, it stops and asks instead of overwriting. Google Drive needs the hosted copy at mazhar17.github.io/ocm; the offline file on disk cannot sign in. Every change you make is now written to that file, and the file is backed up by your cloud service.</w:t>
       </w:r>
     </w:p>
     <w:p>
